--- a/QED Course/Lesson 50 Scattering Amplitudes.docx
+++ b/QED Course/Lesson 50 Scattering Amplitudes.docx
@@ -58,7 +58,7 @@
     </w:p>
     <w:p>
       <w:pPr>
-        <w:pStyle w:val="Heading1"/>
+        <w:pStyle w:val="Heading2"/>
       </w:pPr>
       <w:r>
         <w:t>How to use this lesson</w:t>
@@ -71,7 +71,7 @@
     </w:p>
     <w:p>
       <w:pPr>
-        <w:pStyle w:val="Heading2"/>
+        <w:pStyle w:val="Heading3"/>
       </w:pPr>
       <w:r>
         <w:t>Learning objectives</w:t>
@@ -135,7 +135,7 @@
     </w:p>
     <w:p>
       <w:pPr>
-        <w:pStyle w:val="Heading2"/>
+        <w:pStyle w:val="Heading3"/>
       </w:pPr>
       <w:r>
         <w:t>Notation and conventions</w:t>
@@ -387,7 +387,7 @@
     </w:tbl>
     <w:p>
       <w:pPr>
-        <w:pStyle w:val="Heading1"/>
+        <w:pStyle w:val="Heading2"/>
       </w:pPr>
       <w:r>
         <w:t>1 From amplitude to probability</w:t>
@@ -395,7 +395,7 @@
     </w:p>
     <w:p>
       <w:pPr>
-        <w:pStyle w:val="Heading2"/>
+        <w:pStyle w:val="Heading3"/>
       </w:pPr>
       <w:r>
         <w:t>1.1 Squaring the S-matrix element</w:t>
@@ -408,7 +408,7 @@
     </w:p>
     <w:p>
       <w:pPr>
-        <w:pStyle w:val="Heading2"/>
+        <w:pStyle w:val="Heading3"/>
       </w:pPr>
       <w:r>
         <w:t>1.2 Resolving the square</w:t>
@@ -671,10 +671,11 @@
       </w:r>
     </w:p>
     <w:p>
-      <w:pPr>
-        <w:pStyle w:val="Heading3"/>
-      </w:pPr>
       <w:r>
+        <w:rPr>
+          <w:b/>
+          <w:i/>
+        </w:rPr>
         <w:t>Worked example 1</w:t>
       </w:r>
     </w:p>
@@ -685,7 +686,7 @@
     </w:p>
     <w:p>
       <w:pPr>
-        <w:pStyle w:val="Heading1"/>
+        <w:pStyle w:val="Heading2"/>
       </w:pPr>
       <w:r>
         <w:t>2 The transition rate</w:t>
@@ -693,7 +694,7 @@
     </w:p>
     <w:p>
       <w:pPr>
-        <w:pStyle w:val="Heading2"/>
+        <w:pStyle w:val="Heading3"/>
       </w:pPr>
       <w:r>
         <w:t>2.1 Dividing by time</w:t>
@@ -1016,7 +1017,7 @@
     </w:p>
     <w:p>
       <w:pPr>
-        <w:pStyle w:val="Heading2"/>
+        <w:pStyle w:val="Heading3"/>
       </w:pPr>
       <w:r>
         <w:t>2.2 Why not just use |S_fi|² directly</w:t>
@@ -1028,10 +1029,11 @@
       </w:r>
     </w:p>
     <w:p>
-      <w:pPr>
-        <w:pStyle w:val="Heading3"/>
-      </w:pPr>
       <w:r>
+        <w:rPr>
+          <w:b/>
+          <w:i/>
+        </w:rPr>
         <w:t>Worked example 2</w:t>
       </w:r>
     </w:p>
@@ -1042,7 +1044,7 @@
     </w:p>
     <w:p>
       <w:pPr>
-        <w:pStyle w:val="Heading1"/>
+        <w:pStyle w:val="Heading2"/>
       </w:pPr>
       <w:r>
         <w:t>3 From rate to cross section</w:t>
@@ -1050,7 +1052,7 @@
     </w:p>
     <w:p>
       <w:pPr>
-        <w:pStyle w:val="Heading2"/>
+        <w:pStyle w:val="Heading3"/>
       </w:pPr>
       <w:r>
         <w:t>3.1 Why a cross section</w:t>
@@ -1063,7 +1065,7 @@
     </w:p>
     <w:p>
       <w:pPr>
-        <w:pStyle w:val="Heading2"/>
+        <w:pStyle w:val="Heading3"/>
       </w:pPr>
       <w:r>
         <w:t>3.2 The flux factor</w:t>
@@ -1118,37 +1120,45 @@
             </m:sub>
           </m:sSub>
           <m:r>
-            <m:t xml:space="preserve">|</m:t>
+            <m:t xml:space="preserve"> </m:t>
           </m:r>
-          <m:sSub>
+          <m:d>
+            <m:dPr>
+              <m:begChr m:val="|"/>
+              <m:endChr m:val="|"/>
+            </m:dPr>
             <m:e>
+              <m:sSub>
+                <m:e>
+                  <m:r>
+                    <m:t xml:space="preserve">v</m:t>
+                  </m:r>
+                </m:e>
+                <m:sub>
+                  <m:r>
+                    <m:t xml:space="preserve">1</m:t>
+                  </m:r>
+                </m:sub>
+              </m:sSub>
               <m:r>
-                <m:t xml:space="preserve">v</m:t>
+                <m:t xml:space="preserve">−</m:t>
               </m:r>
+              <m:sSub>
+                <m:e>
+                  <m:r>
+                    <m:t xml:space="preserve">v</m:t>
+                  </m:r>
+                </m:e>
+                <m:sub>
+                  <m:r>
+                    <m:t xml:space="preserve">2</m:t>
+                  </m:r>
+                </m:sub>
+              </m:sSub>
             </m:e>
-            <m:sub>
-              <m:r>
-                <m:t xml:space="preserve">1</m:t>
-              </m:r>
-            </m:sub>
-          </m:sSub>
+          </m:d>
           <m:r>
-            <m:t xml:space="preserve">−</m:t>
-          </m:r>
-          <m:sSub>
-            <m:e>
-              <m:r>
-                <m:t xml:space="preserve">v</m:t>
-              </m:r>
-            </m:e>
-            <m:sub>
-              <m:r>
-                <m:t xml:space="preserve">2</m:t>
-              </m:r>
-            </m:sub>
-          </m:sSub>
-          <m:r>
-            <m:t xml:space="preserve">|</m:t>
+            <m:t xml:space="preserve"> </m:t>
           </m:r>
           <m:d>
             <m:dPr/>
@@ -1302,7 +1312,7 @@
     </w:p>
     <w:p>
       <w:pPr>
-        <w:pStyle w:val="Heading2"/>
+        <w:pStyle w:val="Heading3"/>
       </w:pPr>
       <w:r>
         <w:t>3.3 Phase space</w:t>
@@ -1315,7 +1325,7 @@
     </w:p>
     <w:p>
       <w:pPr>
-        <w:pStyle w:val="Heading2"/>
+        <w:pStyle w:val="Heading3"/>
       </w:pPr>
       <w:r>
         <w:t>3.4 The complete formula</w:t>
@@ -1519,10 +1529,11 @@
       </w:r>
     </w:p>
     <w:p>
-      <w:pPr>
-        <w:pStyle w:val="Heading3"/>
-      </w:pPr>
       <w:r>
+        <w:rPr>
+          <w:b/>
+          <w:i/>
+        </w:rPr>
         <w:t>Worked example 3</w:t>
       </w:r>
     </w:p>
@@ -1533,7 +1544,7 @@
     </w:p>
     <w:p>
       <w:pPr>
-        <w:pStyle w:val="Heading1"/>
+        <w:pStyle w:val="Heading2"/>
       </w:pPr>
       <w:r>
         <w:t>4 The parallel case: decay rates</w:t>
@@ -1541,7 +1552,7 @@
     </w:p>
     <w:p>
       <w:pPr>
-        <w:pStyle w:val="Heading2"/>
+        <w:pStyle w:val="Heading3"/>
       </w:pPr>
       <w:r>
         <w:t>4.1 No flux factor</w:t>
@@ -1554,7 +1565,7 @@
     </w:p>
     <w:p>
       <w:pPr>
-        <w:pStyle w:val="Heading2"/>
+        <w:pStyle w:val="Heading3"/>
       </w:pPr>
       <w:r>
         <w:t>4.2 The formula</w:t>
@@ -1767,10 +1778,11 @@
       </w:r>
     </w:p>
     <w:p>
-      <w:pPr>
-        <w:pStyle w:val="Heading3"/>
-      </w:pPr>
       <w:r>
+        <w:rPr>
+          <w:b/>
+          <w:i/>
+        </w:rPr>
         <w:t>Worked example 4</w:t>
       </w:r>
     </w:p>
@@ -1780,10 +1792,11 @@
       </w:r>
     </w:p>
     <w:p>
-      <w:pPr>
-        <w:pStyle w:val="Heading3"/>
-      </w:pPr>
       <w:r>
+        <w:rPr>
+          <w:b/>
+          <w:i/>
+        </w:rPr>
         <w:t>Worked example 5</w:t>
       </w:r>
     </w:p>
@@ -1794,7 +1807,7 @@
     </w:p>
     <w:p>
       <w:pPr>
-        <w:pStyle w:val="Heading1"/>
+        <w:pStyle w:val="Heading2"/>
       </w:pPr>
       <w:r>
         <w:t>5 Connections to QED</w:t>
@@ -2051,7 +2064,7 @@
     </w:p>
     <w:p>
       <w:pPr>
-        <w:pStyle w:val="Heading1"/>
+        <w:pStyle w:val="Heading2"/>
       </w:pPr>
       <w:r>
         <w:t>6 Summary</w:t>
@@ -2143,7 +2156,7 @@
     </w:p>
     <w:p>
       <w:pPr>
-        <w:pStyle w:val="Heading1"/>
+        <w:pStyle w:val="Heading2"/>
       </w:pPr>
       <w:r>
         <w:t>Exercises</w:t>
@@ -2803,7 +2816,7 @@
     </w:tbl>
     <w:p>
       <w:pPr>
-        <w:pStyle w:val="Heading1"/>
+        <w:pStyle w:val="Heading2"/>
       </w:pPr>
       <w:r>
         <w:t>Solutions</w:t>
@@ -3035,7 +3048,7 @@
     </w:p>
     <w:p>
       <w:pPr>
-        <w:pStyle w:val="Heading1"/>
+        <w:pStyle w:val="Heading2"/>
       </w:pPr>
       <w:r>
         <w:t>Mastery checklist</w:t>
@@ -3083,7 +3096,7 @@
     </w:p>
     <w:p>
       <w:pPr>
-        <w:pStyle w:val="Heading1"/>
+        <w:pStyle w:val="Heading2"/>
       </w:pPr>
       <w:r>
         <w:t>Next lesson</w:t>
